--- a/Gender Occupation and Marriage.docx
+++ b/Gender Occupation and Marriage.docx
@@ -31,6 +31,17 @@
       </w:r>
     </w:p>
     <w:p/>
+    <w:p>
+      <w:hyperlink r:id="rId4" w:history="1">
+        <w:r>
+          <w:rPr>
+            <w:rStyle w:val="Hyperlink"/>
+          </w:rPr>
+          <w:t>https://www150.statcan.gc.ca/t1/tbl1/en/cv.action?pid=1410041601</w:t>
+        </w:r>
+      </w:hyperlink>
+    </w:p>
+    <w:p/>
     <w:tbl>
       <w:tblPr>
         <w:tblStyle w:val="TableGrid"/>
@@ -93,7 +104,6 @@
           <w:p>
             <w:r>
               <w:rPr>
-                <w:rFonts w:ascii="Noto Sans" w:hAnsi="Noto Sans" w:cs="Noto Sans"/>
                 <w:color w:val="000000"/>
                 <w:shd w:val="clear" w:color="auto" w:fill="EEEEEE"/>
               </w:rPr>
@@ -108,6 +118,9 @@
           <w:p>
             <w:r>
               <w:t>213</w:t>
+            </w:r>
+            <w:r>
+              <w:t xml:space="preserve"> (212 - 2021)</w:t>
             </w:r>
           </w:p>
         </w:tc>
@@ -120,7 +133,6 @@
           <w:p>
             <w:r>
               <w:rPr>
-                <w:rFonts w:ascii="Noto Sans" w:hAnsi="Noto Sans" w:cs="Noto Sans"/>
                 <w:color w:val="000000"/>
                 <w:shd w:val="clear" w:color="auto" w:fill="EEEEEE"/>
               </w:rPr>
@@ -147,14 +159,12 @@
           <w:p>
             <w:pPr>
               <w:rPr>
-                <w:rFonts w:ascii="Noto Sans" w:hAnsi="Noto Sans" w:cs="Noto Sans"/>
                 <w:color w:val="000000"/>
                 <w:shd w:val="clear" w:color="auto" w:fill="EEEEEE"/>
               </w:rPr>
             </w:pPr>
             <w:r>
               <w:rPr>
-                <w:rFonts w:ascii="Noto Sans" w:hAnsi="Noto Sans" w:cs="Noto Sans"/>
                 <w:color w:val="000000"/>
                 <w:shd w:val="clear" w:color="auto" w:fill="EEEEEE"/>
               </w:rPr>
@@ -184,14 +194,12 @@
           <w:p>
             <w:pPr>
               <w:rPr>
-                <w:rFonts w:ascii="Noto Sans" w:hAnsi="Noto Sans" w:cs="Noto Sans"/>
                 <w:color w:val="000000"/>
                 <w:shd w:val="clear" w:color="auto" w:fill="EEEEEE"/>
               </w:rPr>
             </w:pPr>
             <w:r>
               <w:rPr>
-                <w:rFonts w:ascii="Noto Sans" w:hAnsi="Noto Sans" w:cs="Noto Sans"/>
                 <w:color w:val="000000"/>
                 <w:shd w:val="clear" w:color="auto" w:fill="EEEEEE"/>
               </w:rPr>
@@ -221,14 +229,12 @@
           <w:p>
             <w:pPr>
               <w:rPr>
-                <w:rFonts w:ascii="Noto Sans" w:hAnsi="Noto Sans" w:cs="Noto Sans"/>
                 <w:color w:val="000000"/>
                 <w:shd w:val="clear" w:color="auto" w:fill="EEEEEE"/>
               </w:rPr>
             </w:pPr>
             <w:r>
               <w:rPr>
-                <w:rFonts w:ascii="Noto Sans" w:hAnsi="Noto Sans" w:cs="Noto Sans"/>
                 <w:color w:val="000000"/>
                 <w:shd w:val="clear" w:color="auto" w:fill="EEEEEE"/>
               </w:rPr>
@@ -258,14 +264,12 @@
           <w:p>
             <w:pPr>
               <w:rPr>
-                <w:rFonts w:ascii="Noto Sans" w:hAnsi="Noto Sans" w:cs="Noto Sans"/>
                 <w:color w:val="000000"/>
                 <w:shd w:val="clear" w:color="auto" w:fill="EEEEEE"/>
               </w:rPr>
             </w:pPr>
             <w:r>
               <w:rPr>
-                <w:rFonts w:ascii="Noto Sans" w:hAnsi="Noto Sans" w:cs="Noto Sans"/>
                 <w:color w:val="000000"/>
                 <w:shd w:val="clear" w:color="auto" w:fill="EEEEEE"/>
               </w:rPr>
@@ -295,14 +299,12 @@
           <w:p>
             <w:pPr>
               <w:rPr>
-                <w:rFonts w:ascii="Noto Sans" w:hAnsi="Noto Sans" w:cs="Noto Sans"/>
                 <w:color w:val="000000"/>
                 <w:shd w:val="clear" w:color="auto" w:fill="EEEEEE"/>
               </w:rPr>
             </w:pPr>
             <w:r>
               <w:rPr>
-                <w:rFonts w:ascii="Noto Sans" w:hAnsi="Noto Sans" w:cs="Noto Sans"/>
                 <w:color w:val="000000"/>
                 <w:shd w:val="clear" w:color="auto" w:fill="EEEEEE"/>
               </w:rPr>
@@ -332,14 +334,12 @@
           <w:p>
             <w:pPr>
               <w:rPr>
-                <w:rFonts w:ascii="Noto Sans" w:hAnsi="Noto Sans" w:cs="Noto Sans"/>
                 <w:color w:val="000000"/>
                 <w:shd w:val="clear" w:color="auto" w:fill="EEEEEE"/>
               </w:rPr>
             </w:pPr>
             <w:r>
               <w:rPr>
-                <w:rFonts w:ascii="Noto Sans" w:hAnsi="Noto Sans" w:cs="Noto Sans"/>
                 <w:color w:val="000000"/>
                 <w:shd w:val="clear" w:color="auto" w:fill="EEEEEE"/>
               </w:rPr>
@@ -369,14 +369,12 @@
           <w:p>
             <w:pPr>
               <w:rPr>
-                <w:rFonts w:ascii="Noto Sans" w:hAnsi="Noto Sans" w:cs="Noto Sans"/>
                 <w:color w:val="000000"/>
                 <w:shd w:val="clear" w:color="auto" w:fill="EEEEEE"/>
               </w:rPr>
             </w:pPr>
             <w:r>
               <w:rPr>
-                <w:rFonts w:ascii="Noto Sans" w:hAnsi="Noto Sans" w:cs="Noto Sans"/>
                 <w:color w:val="000000"/>
                 <w:shd w:val="clear" w:color="auto" w:fill="EEEEEE"/>
               </w:rPr>
@@ -406,14 +404,12 @@
           <w:p>
             <w:pPr>
               <w:rPr>
-                <w:rFonts w:ascii="Noto Sans" w:hAnsi="Noto Sans" w:cs="Noto Sans"/>
                 <w:color w:val="000000"/>
                 <w:shd w:val="clear" w:color="auto" w:fill="EEEEEE"/>
               </w:rPr>
             </w:pPr>
             <w:r>
               <w:rPr>
-                <w:rFonts w:ascii="Noto Sans" w:hAnsi="Noto Sans" w:cs="Noto Sans"/>
                 <w:color w:val="000000"/>
                 <w:shd w:val="clear" w:color="auto" w:fill="EEEEEE"/>
               </w:rPr>
@@ -480,11 +476,10 @@
           <w:p>
             <w:r>
               <w:rPr>
-                <w:rFonts w:ascii="Noto Sans" w:hAnsi="Noto Sans" w:cs="Noto Sans"/>
-                <w:color w:val="000000"/>
-                <w:shd w:val="clear" w:color="auto" w:fill="EEEEEE"/>
-              </w:rPr>
-              <w:t>Supervisors, central control and process operators in processing, manufacturing and utilities and aircraft assemblers and inspectors</w:t>
+                <w:color w:val="000000"/>
+                <w:shd w:val="clear" w:color="auto" w:fill="EEEEEE"/>
+              </w:rPr>
+              <w:t>Administrative occupations and transportation logistics occupations</w:t>
             </w:r>
           </w:p>
         </w:tc>
@@ -495,6 +490,9 @@
           <w:p>
             <w:r>
               <w:t>13</w:t>
+            </w:r>
+            <w:r>
+              <w:t>1</w:t>
             </w:r>
           </w:p>
           <w:p/>
@@ -506,13 +504,17 @@
             <w:tcW w:w="4675" w:type="dxa"/>
           </w:tcPr>
           <w:p>
-            <w:r>
-              <w:rPr>
-                <w:rFonts w:ascii="Noto Sans" w:hAnsi="Noto Sans" w:cs="Noto Sans"/>
-                <w:color w:val="000000"/>
-                <w:shd w:val="clear" w:color="auto" w:fill="EEEEEE"/>
-              </w:rPr>
-              <w:lastRenderedPageBreak/>
+            <w:pPr>
+              <w:rPr>
+                <w:strike/>
+              </w:rPr>
+            </w:pPr>
+            <w:r>
+              <w:rPr>
+                <w:strike/>
+                <w:color w:val="000000"/>
+                <w:shd w:val="clear" w:color="auto" w:fill="EEEEEE"/>
+              </w:rPr>
               <w:t>Therapy and assessment professionals</w:t>
             </w:r>
           </w:p>
@@ -522,7 +524,15 @@
             <w:tcW w:w="4675" w:type="dxa"/>
           </w:tcPr>
           <w:p>
-            <w:r>
+            <w:pPr>
+              <w:rPr>
+                <w:strike/>
+              </w:rPr>
+            </w:pPr>
+            <w:r>
+              <w:rPr>
+                <w:strike/>
+              </w:rPr>
               <w:t>312</w:t>
             </w:r>
           </w:p>
@@ -536,7 +546,6 @@
           <w:p>
             <w:r>
               <w:rPr>
-                <w:rFonts w:ascii="Noto Sans" w:hAnsi="Noto Sans" w:cs="Noto Sans"/>
                 <w:color w:val="000000"/>
                 <w:shd w:val="clear" w:color="auto" w:fill="EEEEEE"/>
               </w:rPr>
@@ -563,14 +572,12 @@
           <w:p>
             <w:pPr>
               <w:rPr>
-                <w:rFonts w:ascii="Noto Sans" w:hAnsi="Noto Sans" w:cs="Noto Sans"/>
                 <w:color w:val="000000"/>
                 <w:shd w:val="clear" w:color="auto" w:fill="EEEEEE"/>
               </w:rPr>
             </w:pPr>
             <w:r>
               <w:rPr>
-                <w:rFonts w:ascii="Noto Sans" w:hAnsi="Noto Sans" w:cs="Noto Sans"/>
                 <w:color w:val="000000"/>
                 <w:shd w:val="clear" w:color="auto" w:fill="EEEEEE"/>
               </w:rPr>
@@ -597,14 +604,12 @@
           <w:p>
             <w:pPr>
               <w:rPr>
-                <w:rFonts w:ascii="Noto Sans" w:hAnsi="Noto Sans" w:cs="Noto Sans"/>
                 <w:color w:val="000000"/>
                 <w:shd w:val="clear" w:color="auto" w:fill="EEEEEE"/>
               </w:rPr>
             </w:pPr>
             <w:r>
               <w:rPr>
-                <w:rFonts w:ascii="Noto Sans" w:hAnsi="Noto Sans" w:cs="Noto Sans"/>
                 <w:color w:val="000000"/>
                 <w:shd w:val="clear" w:color="auto" w:fill="EEEEEE"/>
               </w:rPr>
@@ -631,17 +636,16 @@
           <w:p>
             <w:pPr>
               <w:rPr>
-                <w:rFonts w:ascii="Noto Sans" w:hAnsi="Noto Sans" w:cs="Noto Sans"/>
                 <w:color w:val="000000"/>
                 <w:shd w:val="clear" w:color="auto" w:fill="EEEEEE"/>
               </w:rPr>
             </w:pPr>
             <w:r>
               <w:rPr>
-                <w:rFonts w:ascii="Noto Sans" w:hAnsi="Noto Sans" w:cs="Noto Sans"/>
-                <w:color w:val="000000"/>
-                <w:shd w:val="clear" w:color="auto" w:fill="EEEEEE"/>
-              </w:rPr>
+                <w:color w:val="000000"/>
+                <w:shd w:val="clear" w:color="auto" w:fill="EEEEEE"/>
+              </w:rPr>
+              <w:lastRenderedPageBreak/>
               <w:t>Paraprofessional occupations in legal, social, community and education services</w:t>
             </w:r>
           </w:p>
@@ -665,14 +669,12 @@
           <w:p>
             <w:pPr>
               <w:rPr>
-                <w:rFonts w:ascii="Noto Sans" w:hAnsi="Noto Sans" w:cs="Noto Sans"/>
                 <w:color w:val="000000"/>
                 <w:shd w:val="clear" w:color="auto" w:fill="EEEEEE"/>
               </w:rPr>
             </w:pPr>
             <w:r>
               <w:rPr>
-                <w:rFonts w:ascii="Noto Sans" w:hAnsi="Noto Sans" w:cs="Noto Sans"/>
                 <w:color w:val="000000"/>
                 <w:shd w:val="clear" w:color="auto" w:fill="EEEEEE"/>
               </w:rPr>
@@ -686,7 +688,13 @@
           </w:tcPr>
           <w:p>
             <w:r>
-              <w:t>44, 45</w:t>
+              <w:t>44</w:t>
+            </w:r>
+            <w:r>
+              <w:t>1</w:t>
+            </w:r>
+            <w:r>
+              <w:t>, 45</w:t>
             </w:r>
           </w:p>
         </w:tc>
@@ -1300,6 +1308,7 @@
   <w:style w:type="character" w:default="1" w:styleId="DefaultParagraphFont">
     <w:name w:val="Default Paragraph Font"/>
     <w:uiPriority w:val="1"/>
+    <w:semiHidden/>
     <w:unhideWhenUsed/>
   </w:style>
   <w:style w:type="table" w:default="1" w:styleId="TableNormal">
